--- a/DB/공통규정/CPO-003_목회철학및사역강령_사랑과평안의교회.docx
+++ b/DB/공통규정/CPO-003_목회철학및사역강령_사랑과평안의교회.docx
@@ -33,9 +33,6 @@
     </w:p>
     <w:p>
       <w:pPr>
-        <w:pBdr>
-          <w:bottom w:val="single" w:color="C8714A" w:sz="8"/>
-        </w:pBdr>
         <w:spacing w:after="160" w:before="0"/>
         <w:jc w:val="center"/>
       </w:pPr>
@@ -116,12 +113,12 @@
         <w:tblW w:type="dxa" w:w="7400"/>
         <w:jc w:val="center"/>
         <w:tblBorders>
-          <w:top w:val="single" w:color="auto" w:sz="4"/>
-          <w:left w:val="single" w:color="auto" w:sz="4"/>
-          <w:bottom w:val="single" w:color="auto" w:sz="4"/>
-          <w:right w:val="single" w:color="auto" w:sz="4"/>
-          <w:insideH w:val="single" w:color="auto" w:sz="4"/>
-          <w:insideV w:val="single" w:color="auto" w:sz="4"/>
+          <w:top w:val="nil"/>
+          <w:left w:val="nil"/>
+          <w:bottom w:val="nil"/>
+          <w:right w:val="nil"/>
+          <w:insideH w:val="nil"/>
+          <w:insideV w:val="nil"/>
         </w:tblBorders>
       </w:tblPr>
       <w:tblGrid>
@@ -131,13 +128,7 @@
         <w:tc>
           <w:tcPr>
             <w:tcW w:type="dxa" w:w="7400"/>
-            <w:tcBorders>
-              <w:top w:val="double" w:color="C8714A" w:sz="8"/>
-              <w:left w:val="none" w:color="FFFFFF" w:sz="0"/>
-              <w:bottom w:val="double" w:color="C8714A" w:sz="8"/>
-              <w:right w:val="none" w:color="FFFFFF" w:sz="0"/>
-            </w:tcBorders>
-            <w:shd w:fill="FDF8EC" w:val="clear"/>
+            <w:shd w:fill="FFFFFF" w:val="clear"/>
             <w:tcMar>
               <w:top w:type="dxa" w:w="220"/>
               <w:left w:type="dxa" w:w="440"/>
@@ -239,7 +230,7 @@
               <w:bottom w:val="single" w:color="B0C8E0" w:sz="4"/>
               <w:right w:val="single" w:color="B0C8E0" w:sz="4"/>
             </w:tcBorders>
-            <w:shd w:fill="EAF1F8" w:val="clear"/>
+            <w:shd w:fill="FFFFFF" w:val="clear"/>
             <w:tcMar>
               <w:top w:type="dxa" w:w="80"/>
               <w:left w:type="dxa" w:w="160"/>
@@ -303,7 +294,7 @@
               <w:bottom w:val="single" w:color="B0C8E0" w:sz="4"/>
               <w:right w:val="single" w:color="B0C8E0" w:sz="4"/>
             </w:tcBorders>
-            <w:shd w:fill="EAF1F8" w:val="clear"/>
+            <w:shd w:fill="FFFFFF" w:val="clear"/>
             <w:tcMar>
               <w:top w:type="dxa" w:w="80"/>
               <w:left w:type="dxa" w:w="160"/>
@@ -367,7 +358,7 @@
               <w:bottom w:val="single" w:color="B0C8E0" w:sz="4"/>
               <w:right w:val="single" w:color="B0C8E0" w:sz="4"/>
             </w:tcBorders>
-            <w:shd w:fill="EAF1F8" w:val="clear"/>
+            <w:shd w:fill="FFFFFF" w:val="clear"/>
             <w:tcMar>
               <w:top w:type="dxa" w:w="80"/>
               <w:left w:type="dxa" w:w="160"/>
@@ -431,7 +422,7 @@
               <w:bottom w:val="single" w:color="B0C8E0" w:sz="4"/>
               <w:right w:val="single" w:color="B0C8E0" w:sz="4"/>
             </w:tcBorders>
-            <w:shd w:fill="EAF1F8" w:val="clear"/>
+            <w:shd w:fill="FFFFFF" w:val="clear"/>
             <w:tcMar>
               <w:top w:type="dxa" w:w="80"/>
               <w:left w:type="dxa" w:w="160"/>
@@ -480,7 +471,7 @@
                 <w:sz w:val="18"/>
                 <w:szCs w:val="18"/>
               </w:rPr>
-              <w:t xml:space="preserve">—</w:t>
+              <w:t>말미 [개정 이력] 표 참조</w:t>
             </w:r>
           </w:p>
         </w:tc>
@@ -629,10 +620,7 @@
     </w:p>
     <w:p>
       <w:pPr>
-        <w:pBdr>
-          <w:bottom w:val="single" w:color="C8714A" w:sz="8"/>
-        </w:pBdr>
-        <w:shd w:fill="1A3A5C" w:val="clear"/>
+        <w:shd w:fill="FFFFFF" w:val="clear"/>
         <w:spacing w:after="200" w:before="440"/>
         <w:jc w:val="center"/>
       </w:pPr>
@@ -641,7 +629,7 @@
           <w:rFonts w:ascii="맑은 고딕" w:cs="맑은 고딕" w:eastAsia="맑은 고딕" w:hAnsi="맑은 고딕"/>
           <w:b/>
           <w:bCs/>
-          <w:color w:val="FFFFFF"/>
+          <w:color w:val="1A1A1A"/>
           <w:sz w:val="27"/>
           <w:szCs w:val="27"/>
         </w:rPr>
@@ -673,9 +661,6 @@
     </w:p>
     <w:p>
       <w:pPr>
-        <w:pBdr>
-          <w:left w:val="single" w:color="2E6DA4" w:sz="10"/>
-        </w:pBdr>
         <w:spacing w:after="60" w:before="260"/>
         <w:ind w:left="180"/>
       </w:pPr>
@@ -755,9 +740,6 @@
     </w:p>
     <w:p>
       <w:pPr>
-        <w:pBdr>
-          <w:left w:val="single" w:color="2E6DA4" w:sz="10"/>
-        </w:pBdr>
         <w:spacing w:after="60" w:before="260"/>
         <w:ind w:left="180"/>
       </w:pPr>
@@ -837,9 +819,6 @@
     </w:p>
     <w:p>
       <w:pPr>
-        <w:pBdr>
-          <w:left w:val="single" w:color="2E6DA4" w:sz="10"/>
-        </w:pBdr>
         <w:spacing w:after="60" w:before="260"/>
         <w:ind w:left="180"/>
       </w:pPr>
@@ -873,12 +852,12 @@
       <w:tblPr>
         <w:tblW w:type="dxa" w:w="9070"/>
         <w:tblBorders>
-          <w:top w:val="single" w:color="auto" w:sz="4"/>
-          <w:left w:val="single" w:color="auto" w:sz="4"/>
-          <w:bottom w:val="single" w:color="auto" w:sz="4"/>
-          <w:right w:val="single" w:color="auto" w:sz="4"/>
-          <w:insideH w:val="single" w:color="auto" w:sz="4"/>
-          <w:insideV w:val="single" w:color="auto" w:sz="4"/>
+          <w:top w:val="nil"/>
+          <w:left w:val="nil"/>
+          <w:bottom w:val="nil"/>
+          <w:right w:val="nil"/>
+          <w:insideH w:val="nil"/>
+          <w:insideV w:val="nil"/>
         </w:tblBorders>
       </w:tblPr>
       <w:tblGrid>
@@ -888,13 +867,7 @@
         <w:tc>
           <w:tcPr>
             <w:tcW w:type="dxa" w:w="9070"/>
-            <w:tcBorders>
-              <w:top w:val="single" w:color="8A6200" w:sz="14"/>
-              <w:left w:val="none" w:color="FFFFFF" w:sz="0"/>
-              <w:bottom w:val="single" w:color="8A6200" w:sz="14"/>
-              <w:right w:val="none" w:color="FFFFFF" w:sz="0"/>
-            </w:tcBorders>
-            <w:shd w:fill="FDF8EC" w:val="clear"/>
+            <w:shd w:fill="FFFFFF" w:val="clear"/>
             <w:tcMar>
               <w:top w:type="dxa" w:w="180"/>
               <w:left w:type="dxa" w:w="400"/>
@@ -955,10 +928,7 @@
     </w:p>
     <w:p>
       <w:pPr>
-        <w:pBdr>
-          <w:bottom w:val="single" w:color="C8714A" w:sz="8"/>
-        </w:pBdr>
-        <w:shd w:fill="1A3A5C" w:val="clear"/>
+        <w:shd w:fill="FFFFFF" w:val="clear"/>
         <w:spacing w:after="200" w:before="440"/>
         <w:jc w:val="center"/>
       </w:pPr>
@@ -967,7 +937,7 @@
           <w:rFonts w:ascii="맑은 고딕" w:cs="맑은 고딕" w:eastAsia="맑은 고딕" w:hAnsi="맑은 고딕"/>
           <w:b/>
           <w:bCs/>
-          <w:color w:val="FFFFFF"/>
+          <w:color w:val="1A1A1A"/>
           <w:sz w:val="27"/>
           <w:szCs w:val="27"/>
         </w:rPr>
@@ -999,9 +969,6 @@
     </w:p>
     <w:p>
       <w:pPr>
-        <w:pBdr>
-          <w:left w:val="single" w:color="2E6DA4" w:sz="10"/>
-        </w:pBdr>
         <w:spacing w:after="60" w:before="260"/>
         <w:ind w:left="180"/>
       </w:pPr>
@@ -1051,12 +1018,12 @@
       <w:tblPr>
         <w:tblW w:type="dxa" w:w="9070"/>
         <w:tblBorders>
-          <w:top w:val="single" w:color="auto" w:sz="4"/>
-          <w:left w:val="single" w:color="auto" w:sz="4"/>
-          <w:bottom w:val="single" w:color="auto" w:sz="4"/>
-          <w:right w:val="single" w:color="auto" w:sz="4"/>
-          <w:insideH w:val="single" w:color="auto" w:sz="4"/>
-          <w:insideV w:val="single" w:color="auto" w:sz="4"/>
+          <w:top w:val="nil"/>
+          <w:left w:val="nil"/>
+          <w:bottom w:val="nil"/>
+          <w:right w:val="nil"/>
+          <w:insideH w:val="nil"/>
+          <w:insideV w:val="nil"/>
         </w:tblBorders>
       </w:tblPr>
       <w:tblGrid>
@@ -1066,13 +1033,7 @@
         <w:tc>
           <w:tcPr>
             <w:tcW w:type="dxa" w:w="9070"/>
-            <w:tcBorders>
-              <w:top w:val="single" w:color="2E6DA4" w:sz="14"/>
-              <w:left w:val="none" w:color="FFFFFF" w:sz="0"/>
-              <w:bottom w:val="single" w:color="2E6DA4" w:sz="14"/>
-              <w:right w:val="none" w:color="FFFFFF" w:sz="0"/>
-            </w:tcBorders>
-            <w:shd w:fill="EAF1F8" w:val="clear"/>
+            <w:shd w:fill="FFFFFF" w:val="clear"/>
             <w:tcMar>
               <w:top w:type="dxa" w:w="180"/>
               <w:left w:type="dxa" w:w="400"/>
@@ -1133,9 +1094,6 @@
     </w:p>
     <w:p>
       <w:pPr>
-        <w:pBdr>
-          <w:left w:val="single" w:color="2E6DA4" w:sz="10"/>
-        </w:pBdr>
         <w:spacing w:after="60" w:before="260"/>
         <w:ind w:left="180"/>
       </w:pPr>
@@ -1207,7 +1165,7 @@
               <w:bottom w:val="single" w:color="B0C8E0" w:sz="4"/>
               <w:right w:val="single" w:color="B0C8E0" w:sz="4"/>
             </w:tcBorders>
-            <w:shd w:fill="EAF1F8" w:val="clear"/>
+            <w:shd w:fill="FFFFFF" w:val="clear"/>
             <w:tcMar>
               <w:top w:type="dxa" w:w="140"/>
               <w:left w:type="dxa" w:w="220"/>
@@ -1255,7 +1213,7 @@
               <w:bottom w:val="single" w:color="B0C8E0" w:sz="4"/>
               <w:right w:val="single" w:color="B0C8E0" w:sz="4"/>
             </w:tcBorders>
-            <w:shd w:fill="FDF8EC" w:val="clear"/>
+            <w:shd w:fill="FFFFFF" w:val="clear"/>
             <w:tcMar>
               <w:top w:type="dxa" w:w="140"/>
               <w:left w:type="dxa" w:w="220"/>
@@ -1314,12 +1272,12 @@
       <w:tblPr>
         <w:tblW w:type="dxa" w:w="9070"/>
         <w:tblBorders>
-          <w:top w:val="single" w:color="auto" w:sz="4"/>
-          <w:left w:val="single" w:color="auto" w:sz="4"/>
-          <w:bottom w:val="single" w:color="auto" w:sz="4"/>
-          <w:right w:val="single" w:color="auto" w:sz="4"/>
-          <w:insideH w:val="single" w:color="auto" w:sz="4"/>
-          <w:insideV w:val="single" w:color="auto" w:sz="4"/>
+          <w:top w:val="nil"/>
+          <w:left w:val="nil"/>
+          <w:bottom w:val="nil"/>
+          <w:right w:val="nil"/>
+          <w:insideH w:val="nil"/>
+          <w:insideV w:val="nil"/>
         </w:tblBorders>
       </w:tblPr>
       <w:tblGrid>
@@ -1329,13 +1287,7 @@
         <w:tc>
           <w:tcPr>
             <w:tcW w:type="dxa" w:w="9070"/>
-            <w:tcBorders>
-              <w:top w:val="single" w:color="B0C8E0" w:sz="4"/>
-              <w:left w:val="single" w:color="B0C8E0" w:sz="4"/>
-              <w:bottom w:val="single" w:color="B0C8E0" w:sz="4"/>
-              <w:right w:val="single" w:color="B0C8E0" w:sz="4"/>
-            </w:tcBorders>
-            <w:shd w:fill="F0FDF4" w:val="clear"/>
+            <w:shd w:fill="FFFFFF" w:val="clear"/>
             <w:tcMar>
               <w:top w:type="dxa" w:w="140"/>
               <w:left w:type="dxa" w:w="220"/>
@@ -1392,10 +1344,7 @@
     </w:p>
     <w:p>
       <w:pPr>
-        <w:pBdr>
-          <w:bottom w:val="single" w:color="C8714A" w:sz="8"/>
-        </w:pBdr>
-        <w:shd w:fill="1A3A5C" w:val="clear"/>
+        <w:shd w:fill="FFFFFF" w:val="clear"/>
         <w:spacing w:after="200" w:before="440"/>
         <w:jc w:val="center"/>
       </w:pPr>
@@ -1404,7 +1353,7 @@
           <w:rFonts w:ascii="맑은 고딕" w:cs="맑은 고딕" w:eastAsia="맑은 고딕" w:hAnsi="맑은 고딕"/>
           <w:b/>
           <w:bCs/>
-          <w:color w:val="FFFFFF"/>
+          <w:color w:val="1A1A1A"/>
           <w:sz w:val="27"/>
           <w:szCs w:val="27"/>
         </w:rPr>
@@ -1436,9 +1385,6 @@
     </w:p>
     <w:p>
       <w:pPr>
-        <w:pBdr>
-          <w:left w:val="single" w:color="2E6DA4" w:sz="10"/>
-        </w:pBdr>
         <w:spacing w:after="60" w:before="260"/>
         <w:ind w:left="180"/>
       </w:pPr>
@@ -1510,7 +1456,7 @@
               <w:bottom w:val="none" w:color="FFFFFF" w:sz="0"/>
               <w:right w:val="none" w:color="FFFFFF" w:sz="0"/>
             </w:tcBorders>
-            <w:shd w:fill="1A3A5C" w:val="clear"/>
+            <w:shd w:fill="FFFFFF" w:val="clear"/>
             <w:tcMar>
               <w:top w:type="dxa" w:w="180"/>
               <w:left w:type="dxa" w:w="180"/>
@@ -1528,7 +1474,7 @@
                 <w:rFonts w:ascii="맑은 고딕" w:cs="맑은 고딕" w:eastAsia="맑은 고딕" w:hAnsi="맑은 고딕"/>
                 <w:b/>
                 <w:bCs/>
-                <w:color w:val="FFFFFF"/>
+                <w:color w:val="1A1A1A"/>
                 <w:sz w:val="48"/>
                 <w:szCs w:val="48"/>
               </w:rPr>
@@ -1559,7 +1505,7 @@
               <w:bottom w:val="none" w:color="FFFFFF" w:sz="0"/>
               <w:right w:val="none" w:color="FFFFFF" w:sz="0"/>
             </w:tcBorders>
-            <w:shd w:fill="FAFCFF" w:val="clear"/>
+            <w:shd w:fill="FFFFFF" w:val="clear"/>
             <w:tcMar>
               <w:top w:type="dxa" w:w="150"/>
               <w:left w:type="dxa" w:w="260"/>
@@ -1641,7 +1587,7 @@
               <w:bottom w:val="none" w:color="FFFFFF" w:sz="0"/>
               <w:right w:val="none" w:color="FFFFFF" w:sz="0"/>
             </w:tcBorders>
-            <w:shd w:fill="2E6DA4" w:val="clear"/>
+            <w:shd w:fill="FFFFFF" w:val="clear"/>
             <w:tcMar>
               <w:top w:type="dxa" w:w="180"/>
               <w:left w:type="dxa" w:w="180"/>
@@ -1659,7 +1605,7 @@
                 <w:rFonts w:ascii="맑은 고딕" w:cs="맑은 고딕" w:eastAsia="맑은 고딕" w:hAnsi="맑은 고딕"/>
                 <w:b/>
                 <w:bCs/>
-                <w:color w:val="FFFFFF"/>
+                <w:color w:val="1A1A1A"/>
                 <w:sz w:val="48"/>
                 <w:szCs w:val="48"/>
               </w:rPr>
@@ -1690,7 +1636,7 @@
               <w:bottom w:val="none" w:color="FFFFFF" w:sz="0"/>
               <w:right w:val="none" w:color="FFFFFF" w:sz="0"/>
             </w:tcBorders>
-            <w:shd w:fill="FAFCFF" w:val="clear"/>
+            <w:shd w:fill="FFFFFF" w:val="clear"/>
             <w:tcMar>
               <w:top w:type="dxa" w:w="150"/>
               <w:left w:type="dxa" w:w="260"/>
@@ -1772,7 +1718,7 @@
               <w:bottom w:val="none" w:color="FFFFFF" w:sz="0"/>
               <w:right w:val="none" w:color="FFFFFF" w:sz="0"/>
             </w:tcBorders>
-            <w:shd w:fill="7C1A2E" w:val="clear"/>
+            <w:shd w:fill="FFFFFF" w:val="clear"/>
             <w:tcMar>
               <w:top w:type="dxa" w:w="180"/>
               <w:left w:type="dxa" w:w="180"/>
@@ -1790,7 +1736,7 @@
                 <w:rFonts w:ascii="맑은 고딕" w:cs="맑은 고딕" w:eastAsia="맑은 고딕" w:hAnsi="맑은 고딕"/>
                 <w:b/>
                 <w:bCs/>
-                <w:color w:val="FFFFFF"/>
+                <w:color w:val="1A1A1A"/>
                 <w:sz w:val="48"/>
                 <w:szCs w:val="48"/>
               </w:rPr>
@@ -1821,7 +1767,7 @@
               <w:bottom w:val="none" w:color="FFFFFF" w:sz="0"/>
               <w:right w:val="none" w:color="FFFFFF" w:sz="0"/>
             </w:tcBorders>
-            <w:shd w:fill="FAFCFF" w:val="clear"/>
+            <w:shd w:fill="FFFFFF" w:val="clear"/>
             <w:tcMar>
               <w:top w:type="dxa" w:w="150"/>
               <w:left w:type="dxa" w:w="260"/>
@@ -1903,7 +1849,7 @@
               <w:bottom w:val="none" w:color="FFFFFF" w:sz="0"/>
               <w:right w:val="none" w:color="FFFFFF" w:sz="0"/>
             </w:tcBorders>
-            <w:shd w:fill="1A5C5C" w:val="clear"/>
+            <w:shd w:fill="FFFFFF" w:val="clear"/>
             <w:tcMar>
               <w:top w:type="dxa" w:w="180"/>
               <w:left w:type="dxa" w:w="180"/>
@@ -1921,7 +1867,7 @@
                 <w:rFonts w:ascii="맑은 고딕" w:cs="맑은 고딕" w:eastAsia="맑은 고딕" w:hAnsi="맑은 고딕"/>
                 <w:b/>
                 <w:bCs/>
-                <w:color w:val="FFFFFF"/>
+                <w:color w:val="1A1A1A"/>
                 <w:sz w:val="48"/>
                 <w:szCs w:val="48"/>
               </w:rPr>
@@ -1952,7 +1898,7 @@
               <w:bottom w:val="none" w:color="FFFFFF" w:sz="0"/>
               <w:right w:val="none" w:color="FFFFFF" w:sz="0"/>
             </w:tcBorders>
-            <w:shd w:fill="FAFCFF" w:val="clear"/>
+            <w:shd w:fill="FFFFFF" w:val="clear"/>
             <w:tcMar>
               <w:top w:type="dxa" w:w="150"/>
               <w:left w:type="dxa" w:w="260"/>
@@ -2034,7 +1980,7 @@
               <w:bottom w:val="none" w:color="FFFFFF" w:sz="0"/>
               <w:right w:val="none" w:color="FFFFFF" w:sz="0"/>
             </w:tcBorders>
-            <w:shd w:fill="1E5C38" w:val="clear"/>
+            <w:shd w:fill="FFFFFF" w:val="clear"/>
             <w:tcMar>
               <w:top w:type="dxa" w:w="180"/>
               <w:left w:type="dxa" w:w="180"/>
@@ -2052,7 +1998,7 @@
                 <w:rFonts w:ascii="맑은 고딕" w:cs="맑은 고딕" w:eastAsia="맑은 고딕" w:hAnsi="맑은 고딕"/>
                 <w:b/>
                 <w:bCs/>
-                <w:color w:val="FFFFFF"/>
+                <w:color w:val="1A1A1A"/>
                 <w:sz w:val="48"/>
                 <w:szCs w:val="48"/>
               </w:rPr>
@@ -2083,7 +2029,7 @@
               <w:bottom w:val="none" w:color="FFFFFF" w:sz="0"/>
               <w:right w:val="none" w:color="FFFFFF" w:sz="0"/>
             </w:tcBorders>
-            <w:shd w:fill="FAFCFF" w:val="clear"/>
+            <w:shd w:fill="FFFFFF" w:val="clear"/>
             <w:tcMar>
               <w:top w:type="dxa" w:w="150"/>
               <w:left w:type="dxa" w:w="260"/>
@@ -2165,7 +2111,7 @@
               <w:bottom w:val="none" w:color="FFFFFF" w:sz="0"/>
               <w:right w:val="none" w:color="FFFFFF" w:sz="0"/>
             </w:tcBorders>
-            <w:shd w:fill="8A6200" w:val="clear"/>
+            <w:shd w:fill="FFFFFF" w:val="clear"/>
             <w:tcMar>
               <w:top w:type="dxa" w:w="180"/>
               <w:left w:type="dxa" w:w="180"/>
@@ -2183,7 +2129,7 @@
                 <w:rFonts w:ascii="맑은 고딕" w:cs="맑은 고딕" w:eastAsia="맑은 고딕" w:hAnsi="맑은 고딕"/>
                 <w:b/>
                 <w:bCs/>
-                <w:color w:val="FFFFFF"/>
+                <w:color w:val="1A1A1A"/>
                 <w:sz w:val="48"/>
                 <w:szCs w:val="48"/>
               </w:rPr>
@@ -2214,7 +2160,7 @@
               <w:bottom w:val="none" w:color="FFFFFF" w:sz="0"/>
               <w:right w:val="none" w:color="FFFFFF" w:sz="0"/>
             </w:tcBorders>
-            <w:shd w:fill="FAFCFF" w:val="clear"/>
+            <w:shd w:fill="FFFFFF" w:val="clear"/>
             <w:tcMar>
               <w:top w:type="dxa" w:w="150"/>
               <w:left w:type="dxa" w:w="260"/>
@@ -2272,10 +2218,7 @@
     </w:p>
     <w:p>
       <w:pPr>
-        <w:pBdr>
-          <w:bottom w:val="single" w:color="C8714A" w:sz="8"/>
-        </w:pBdr>
-        <w:shd w:fill="1A3A5C" w:val="clear"/>
+        <w:shd w:fill="FFFFFF" w:val="clear"/>
         <w:spacing w:after="200" w:before="440"/>
         <w:jc w:val="center"/>
       </w:pPr>
@@ -2284,7 +2227,7 @@
           <w:rFonts w:ascii="맑은 고딕" w:cs="맑은 고딕" w:eastAsia="맑은 고딕" w:hAnsi="맑은 고딕"/>
           <w:b/>
           <w:bCs/>
-          <w:color w:val="FFFFFF"/>
+          <w:color w:val="1A1A1A"/>
           <w:sz w:val="27"/>
           <w:szCs w:val="27"/>
         </w:rPr>
@@ -2316,9 +2259,6 @@
     </w:p>
     <w:p>
       <w:pPr>
-        <w:pBdr>
-          <w:left w:val="single" w:color="C8714A" w:sz="16"/>
-        </w:pBdr>
         <w:spacing w:after="80" w:before="320"/>
         <w:ind w:left="200"/>
       </w:pPr>
@@ -2336,9 +2276,6 @@
     </w:p>
     <w:p>
       <w:pPr>
-        <w:pBdr>
-          <w:left w:val="single" w:color="2E6DA4" w:sz="10"/>
-        </w:pBdr>
         <w:spacing w:after="60" w:before="260"/>
         <w:ind w:left="180"/>
       </w:pPr>
@@ -2418,9 +2355,6 @@
     </w:p>
     <w:p>
       <w:pPr>
-        <w:pBdr>
-          <w:left w:val="single" w:color="2E6DA4" w:sz="10"/>
-        </w:pBdr>
         <w:spacing w:after="60" w:before="260"/>
         <w:ind w:left="180"/>
       </w:pPr>
@@ -2500,9 +2434,6 @@
     </w:p>
     <w:p>
       <w:pPr>
-        <w:pBdr>
-          <w:left w:val="single" w:color="C8714A" w:sz="16"/>
-        </w:pBdr>
         <w:spacing w:after="80" w:before="320"/>
         <w:ind w:left="200"/>
       </w:pPr>
@@ -2520,9 +2451,6 @@
     </w:p>
     <w:p>
       <w:pPr>
-        <w:pBdr>
-          <w:left w:val="single" w:color="2E6DA4" w:sz="10"/>
-        </w:pBdr>
         <w:spacing w:after="60" w:before="260"/>
         <w:ind w:left="180"/>
       </w:pPr>
@@ -2602,9 +2530,6 @@
     </w:p>
     <w:p>
       <w:pPr>
-        <w:pBdr>
-          <w:left w:val="single" w:color="C8714A" w:sz="16"/>
-        </w:pBdr>
         <w:spacing w:after="80" w:before="320"/>
         <w:ind w:left="200"/>
       </w:pPr>
@@ -2622,9 +2547,6 @@
     </w:p>
     <w:p>
       <w:pPr>
-        <w:pBdr>
-          <w:left w:val="single" w:color="2E6DA4" w:sz="10"/>
-        </w:pBdr>
         <w:spacing w:after="60" w:before="260"/>
         <w:ind w:left="180"/>
       </w:pPr>
@@ -2704,9 +2626,6 @@
     </w:p>
     <w:p>
       <w:pPr>
-        <w:pBdr>
-          <w:left w:val="single" w:color="2E6DA4" w:sz="10"/>
-        </w:pBdr>
         <w:spacing w:after="60" w:before="260"/>
         <w:ind w:left="180"/>
       </w:pPr>
@@ -2786,9 +2705,6 @@
     </w:p>
     <w:p>
       <w:pPr>
-        <w:pBdr>
-          <w:left w:val="single" w:color="C8714A" w:sz="16"/>
-        </w:pBdr>
         <w:spacing w:after="80" w:before="320"/>
         <w:ind w:left="200"/>
       </w:pPr>
@@ -2806,9 +2722,6 @@
     </w:p>
     <w:p>
       <w:pPr>
-        <w:pBdr>
-          <w:left w:val="single" w:color="2E6DA4" w:sz="10"/>
-        </w:pBdr>
         <w:spacing w:after="60" w:before="260"/>
         <w:ind w:left="180"/>
       </w:pPr>
@@ -2888,10 +2801,7 @@
     </w:p>
     <w:p>
       <w:pPr>
-        <w:pBdr>
-          <w:bottom w:val="single" w:color="C8714A" w:sz="8"/>
-        </w:pBdr>
-        <w:shd w:fill="1A3A5C" w:val="clear"/>
+        <w:shd w:fill="FFFFFF" w:val="clear"/>
         <w:spacing w:after="200" w:before="440"/>
         <w:jc w:val="center"/>
       </w:pPr>
@@ -2900,7 +2810,7 @@
           <w:rFonts w:ascii="맑은 고딕" w:cs="맑은 고딕" w:eastAsia="맑은 고딕" w:hAnsi="맑은 고딕"/>
           <w:b/>
           <w:bCs/>
-          <w:color w:val="FFFFFF"/>
+          <w:color w:val="1A1A1A"/>
           <w:sz w:val="27"/>
           <w:szCs w:val="27"/>
         </w:rPr>
@@ -2932,9 +2842,6 @@
     </w:p>
     <w:p>
       <w:pPr>
-        <w:pBdr>
-          <w:left w:val="single" w:color="2E6DA4" w:sz="10"/>
-        </w:pBdr>
         <w:spacing w:after="60" w:before="260"/>
         <w:ind w:left="180"/>
       </w:pPr>
@@ -2984,12 +2891,12 @@
       <w:tblPr>
         <w:tblW w:type="dxa" w:w="9070"/>
         <w:tblBorders>
-          <w:top w:val="single" w:color="auto" w:sz="4"/>
-          <w:left w:val="single" w:color="auto" w:sz="4"/>
-          <w:bottom w:val="single" w:color="auto" w:sz="4"/>
-          <w:right w:val="single" w:color="auto" w:sz="4"/>
-          <w:insideH w:val="single" w:color="auto" w:sz="4"/>
-          <w:insideV w:val="single" w:color="auto" w:sz="4"/>
+          <w:top w:val="nil"/>
+          <w:left w:val="nil"/>
+          <w:bottom w:val="nil"/>
+          <w:right w:val="nil"/>
+          <w:insideH w:val="nil"/>
+          <w:insideV w:val="nil"/>
         </w:tblBorders>
       </w:tblPr>
       <w:tblGrid>
@@ -2999,13 +2906,7 @@
         <w:tc>
           <w:tcPr>
             <w:tcW w:type="dxa" w:w="9070"/>
-            <w:tcBorders>
-              <w:top w:val="single" w:color="1A3A5C" w:sz="4"/>
-              <w:left w:val="single" w:color="1A3A5C" w:sz="4"/>
-              <w:bottom w:val="single" w:color="1A3A5C" w:sz="4"/>
-              <w:right w:val="single" w:color="1A3A5C" w:sz="4"/>
-            </w:tcBorders>
-            <w:shd w:fill="EAF1F8" w:val="clear"/>
+            <w:shd w:fill="FFFFFF" w:val="clear"/>
             <w:tcMar>
               <w:top w:type="dxa" w:w="140"/>
               <w:left w:type="dxa" w:w="280"/>
@@ -3075,12 +2976,12 @@
       <w:tblPr>
         <w:tblW w:type="dxa" w:w="9070"/>
         <w:tblBorders>
-          <w:top w:val="single" w:color="auto" w:sz="4"/>
-          <w:left w:val="single" w:color="auto" w:sz="4"/>
-          <w:bottom w:val="single" w:color="auto" w:sz="4"/>
-          <w:right w:val="single" w:color="auto" w:sz="4"/>
-          <w:insideH w:val="single" w:color="auto" w:sz="4"/>
-          <w:insideV w:val="single" w:color="auto" w:sz="4"/>
+          <w:top w:val="nil"/>
+          <w:left w:val="nil"/>
+          <w:bottom w:val="nil"/>
+          <w:right w:val="nil"/>
+          <w:insideH w:val="nil"/>
+          <w:insideV w:val="nil"/>
         </w:tblBorders>
       </w:tblPr>
       <w:tblGrid>
@@ -3090,13 +2991,7 @@
         <w:tc>
           <w:tcPr>
             <w:tcW w:type="dxa" w:w="9070"/>
-            <w:tcBorders>
-              <w:top w:val="single" w:color="8A6200" w:sz="4"/>
-              <w:left w:val="single" w:color="8A6200" w:sz="4"/>
-              <w:bottom w:val="single" w:color="8A6200" w:sz="4"/>
-              <w:right w:val="single" w:color="8A6200" w:sz="4"/>
-            </w:tcBorders>
-            <w:shd w:fill="FDF8EC" w:val="clear"/>
+            <w:shd w:fill="FFFFFF" w:val="clear"/>
             <w:tcMar>
               <w:top w:type="dxa" w:w="140"/>
               <w:left w:type="dxa" w:w="280"/>
@@ -3166,12 +3061,12 @@
       <w:tblPr>
         <w:tblW w:type="dxa" w:w="9070"/>
         <w:tblBorders>
-          <w:top w:val="single" w:color="auto" w:sz="4"/>
-          <w:left w:val="single" w:color="auto" w:sz="4"/>
-          <w:bottom w:val="single" w:color="auto" w:sz="4"/>
-          <w:right w:val="single" w:color="auto" w:sz="4"/>
-          <w:insideH w:val="single" w:color="auto" w:sz="4"/>
-          <w:insideV w:val="single" w:color="auto" w:sz="4"/>
+          <w:top w:val="nil"/>
+          <w:left w:val="nil"/>
+          <w:bottom w:val="nil"/>
+          <w:right w:val="nil"/>
+          <w:insideH w:val="nil"/>
+          <w:insideV w:val="nil"/>
         </w:tblBorders>
       </w:tblPr>
       <w:tblGrid>
@@ -3181,13 +3076,7 @@
         <w:tc>
           <w:tcPr>
             <w:tcW w:type="dxa" w:w="9070"/>
-            <w:tcBorders>
-              <w:top w:val="single" w:color="2E6DA4" w:sz="4"/>
-              <w:left w:val="single" w:color="2E6DA4" w:sz="4"/>
-              <w:bottom w:val="single" w:color="2E6DA4" w:sz="4"/>
-              <w:right w:val="single" w:color="2E6DA4" w:sz="4"/>
-            </w:tcBorders>
-            <w:shd w:fill="EAF1F8" w:val="clear"/>
+            <w:shd w:fill="FFFFFF" w:val="clear"/>
             <w:tcMar>
               <w:top w:type="dxa" w:w="140"/>
               <w:left w:type="dxa" w:w="280"/>
@@ -3257,12 +3146,12 @@
       <w:tblPr>
         <w:tblW w:type="dxa" w:w="9070"/>
         <w:tblBorders>
-          <w:top w:val="single" w:color="auto" w:sz="4"/>
-          <w:left w:val="single" w:color="auto" w:sz="4"/>
-          <w:bottom w:val="single" w:color="auto" w:sz="4"/>
-          <w:right w:val="single" w:color="auto" w:sz="4"/>
-          <w:insideH w:val="single" w:color="auto" w:sz="4"/>
-          <w:insideV w:val="single" w:color="auto" w:sz="4"/>
+          <w:top w:val="nil"/>
+          <w:left w:val="nil"/>
+          <w:bottom w:val="nil"/>
+          <w:right w:val="nil"/>
+          <w:insideH w:val="nil"/>
+          <w:insideV w:val="nil"/>
         </w:tblBorders>
       </w:tblPr>
       <w:tblGrid>
@@ -3272,13 +3161,7 @@
         <w:tc>
           <w:tcPr>
             <w:tcW w:type="dxa" w:w="9070"/>
-            <w:tcBorders>
-              <w:top w:val="single" w:color="1E5C38" w:sz="4"/>
-              <w:left w:val="single" w:color="1E5C38" w:sz="4"/>
-              <w:bottom w:val="single" w:color="1E5C38" w:sz="4"/>
-              <w:right w:val="single" w:color="1E5C38" w:sz="4"/>
-            </w:tcBorders>
-            <w:shd w:fill="F0FDF4" w:val="clear"/>
+            <w:shd w:fill="FFFFFF" w:val="clear"/>
             <w:tcMar>
               <w:top w:type="dxa" w:w="140"/>
               <w:left w:type="dxa" w:w="280"/>
@@ -3348,12 +3231,12 @@
       <w:tblPr>
         <w:tblW w:type="dxa" w:w="9070"/>
         <w:tblBorders>
-          <w:top w:val="single" w:color="auto" w:sz="4"/>
-          <w:left w:val="single" w:color="auto" w:sz="4"/>
-          <w:bottom w:val="single" w:color="auto" w:sz="4"/>
-          <w:right w:val="single" w:color="auto" w:sz="4"/>
-          <w:insideH w:val="single" w:color="auto" w:sz="4"/>
-          <w:insideV w:val="single" w:color="auto" w:sz="4"/>
+          <w:top w:val="nil"/>
+          <w:left w:val="nil"/>
+          <w:bottom w:val="nil"/>
+          <w:right w:val="nil"/>
+          <w:insideH w:val="nil"/>
+          <w:insideV w:val="nil"/>
         </w:tblBorders>
       </w:tblPr>
       <w:tblGrid>
@@ -3363,13 +3246,7 @@
         <w:tc>
           <w:tcPr>
             <w:tcW w:type="dxa" w:w="9070"/>
-            <w:tcBorders>
-              <w:top w:val="single" w:color="7C1A2E" w:sz="4"/>
-              <w:left w:val="single" w:color="7C1A2E" w:sz="4"/>
-              <w:bottom w:val="single" w:color="7C1A2E" w:sz="4"/>
-              <w:right w:val="single" w:color="7C1A2E" w:sz="4"/>
-            </w:tcBorders>
-            <w:shd w:fill="FDF8EC" w:val="clear"/>
+            <w:shd w:fill="FFFFFF" w:val="clear"/>
             <w:tcMar>
               <w:top w:type="dxa" w:w="140"/>
               <w:left w:type="dxa" w:w="280"/>
@@ -3437,10 +3314,7 @@
     </w:p>
     <w:p>
       <w:pPr>
-        <w:pBdr>
-          <w:bottom w:val="single" w:color="C8714A" w:sz="8"/>
-        </w:pBdr>
-        <w:shd w:fill="1A3A5C" w:val="clear"/>
+        <w:shd w:fill="FFFFFF" w:val="clear"/>
         <w:spacing w:after="200" w:before="440"/>
         <w:jc w:val="center"/>
       </w:pPr>
@@ -3449,7 +3323,7 @@
           <w:rFonts w:ascii="맑은 고딕" w:cs="맑은 고딕" w:eastAsia="맑은 고딕" w:hAnsi="맑은 고딕"/>
           <w:b/>
           <w:bCs/>
-          <w:color w:val="FFFFFF"/>
+          <w:color w:val="1A1A1A"/>
           <w:sz w:val="27"/>
           <w:szCs w:val="27"/>
         </w:rPr>
@@ -3481,9 +3355,6 @@
     </w:p>
     <w:p>
       <w:pPr>
-        <w:pBdr>
-          <w:left w:val="single" w:color="2E6DA4" w:sz="10"/>
-        </w:pBdr>
         <w:spacing w:after="60" w:before="260"/>
         <w:ind w:left="180"/>
       </w:pPr>
@@ -3547,9 +3418,6 @@
     </w:p>
     <w:p>
       <w:pPr>
-        <w:pBdr>
-          <w:left w:val="single" w:color="2E6DA4" w:sz="10"/>
-        </w:pBdr>
         <w:spacing w:after="60" w:before="260"/>
         <w:ind w:left="180"/>
       </w:pPr>
@@ -3613,10 +3481,6 @@
     </w:p>
     <w:p>
       <w:pPr>
-        <w:pBdr>
-          <w:top w:val="double" w:color="1A3A5C" w:sz="6"/>
-          <w:bottom w:val="single" w:color="B0C8E0" w:sz="4"/>
-        </w:pBdr>
         <w:spacing w:after="160" w:before="360"/>
         <w:jc w:val="center"/>
       </w:pPr>
@@ -3692,12 +3556,12 @@
       <w:tblPr>
         <w:tblW w:type="dxa" w:w="9070"/>
         <w:tblBorders>
-          <w:top w:val="single" w:color="auto" w:sz="4"/>
-          <w:left w:val="single" w:color="auto" w:sz="4"/>
-          <w:bottom w:val="single" w:color="auto" w:sz="4"/>
-          <w:right w:val="single" w:color="auto" w:sz="4"/>
-          <w:insideH w:val="single" w:color="auto" w:sz="4"/>
-          <w:insideV w:val="single" w:color="auto" w:sz="4"/>
+          <w:top w:val="nil"/>
+          <w:left w:val="nil"/>
+          <w:bottom w:val="nil"/>
+          <w:right w:val="nil"/>
+          <w:insideH w:val="nil"/>
+          <w:insideV w:val="nil"/>
         </w:tblBorders>
       </w:tblPr>
       <w:tblGrid>
@@ -3707,13 +3571,7 @@
         <w:tc>
           <w:tcPr>
             <w:tcW w:type="dxa" w:w="9070"/>
-            <w:tcBorders>
-              <w:top w:val="single" w:color="B0C8E0" w:sz="4"/>
-              <w:left w:val="single" w:color="B0C8E0" w:sz="4"/>
-              <w:bottom w:val="single" w:color="B0C8E0" w:sz="4"/>
-              <w:right w:val="single" w:color="B0C8E0" w:sz="4"/>
-            </w:tcBorders>
-            <w:shd w:fill="EAF1F8" w:val="clear"/>
+            <w:shd w:fill="FFFFFF" w:val="clear"/>
             <w:tcMar>
               <w:top w:type="dxa" w:w="200"/>
               <w:left w:type="dxa" w:w="300"/>
@@ -3783,6 +3641,955 @@
                 <w:szCs w:val="20"/>
               </w:rPr>
               <w:t xml:space="preserve">담임목사  박상혁  (인)</w:t>
+            </w:r>
+          </w:p>
+        </w:tc>
+      </w:tr>
+    </w:tbl>
+    <w:p/>
+    <w:p>
+      <w:r>
+        <w:rPr>
+          <w:rFonts w:ascii="맑은 고딕" w:hAnsi="맑은 고딕" w:eastAsia="맑은 고딕" w:cs="맑은 고딕"/>
+          <w:b/>
+          <w:color w:val="1A3A5C"/>
+          <w:sz w:val="24"/>
+        </w:rPr>
+        <w:t xml:space="preserve">■ 개정 이력  </w:t>
+      </w:r>
+      <w:r>
+        <w:rPr>
+          <w:rFonts w:ascii="맑은 고딕" w:hAnsi="맑은 고딕" w:eastAsia="맑은 고딕" w:cs="맑은 고딕"/>
+          <w:color w:val="9A8E84"/>
+          <w:sz w:val="20"/>
+        </w:rPr>
+        <w:t>Revision History</w:t>
+      </w:r>
+    </w:p>
+    <w:p>
+      <w:r>
+        <w:rPr>
+          <w:rFonts w:ascii="맑은 고딕" w:hAnsi="맑은 고딕" w:eastAsia="맑은 고딕" w:cs="맑은 고딕"/>
+          <w:color w:val="9A8E84"/>
+          <w:sz w:val="17"/>
+        </w:rPr>
+        <w:t>※ 본 문서는 공동의회 특별 의결로 제정·개정하며, 개정 시 아래 표에 기록합니다.</w:t>
+      </w:r>
+    </w:p>
+    <w:tbl>
+      <w:tblPr>
+        <w:tblW w:type="auto" w:w="0"/>
+        <w:jc w:val="center"/>
+        <w:tblLayout w:type="fixed"/>
+        <w:tblLook w:firstColumn="1" w:firstRow="1" w:lastColumn="0" w:lastRow="0" w:noHBand="0" w:noVBand="1" w:val="04A0"/>
+      </w:tblPr>
+      <w:tblGrid>
+        <w:gridCol w:w="1814"/>
+        <w:gridCol w:w="1814"/>
+        <w:gridCol w:w="1814"/>
+        <w:gridCol w:w="1814"/>
+        <w:gridCol w:w="1814"/>
+      </w:tblGrid>
+      <w:tr>
+        <w:tc>
+          <w:tcPr>
+            <w:tcW w:type="dxa" w:w="1100"/>
+            <w:tcBorders>
+              <w:top w:val="single" w:sz="4" w:space="0" w:color="B0C8E0"/>
+              <w:left w:val="single" w:sz="4" w:space="0" w:color="B0C8E0"/>
+              <w:bottom w:val="single" w:sz="4" w:space="0" w:color="B0C8E0"/>
+              <w:right w:val="single" w:sz="4" w:space="0" w:color="B0C8E0"/>
+            </w:tcBorders>
+            <w:shd w:val="clear" w:color="auto" w:fill="F2F2F2"/>
+          </w:tcPr>
+          <w:p>
+            <w:pPr>
+              <w:jc w:val="center"/>
+            </w:pPr>
+            <w:r/>
+            <w:r>
+              <w:rPr>
+                <w:rFonts w:ascii="맑은 고딕" w:hAnsi="맑은 고딕" w:eastAsia="맑은 고딕" w:cs="맑은 고딕"/>
+                <w:b/>
+                <w:color w:val="2C2114"/>
+                <w:sz w:val="18"/>
+              </w:rPr>
+              <w:t>차수</w:t>
+            </w:r>
+          </w:p>
+        </w:tc>
+        <w:tc>
+          <w:tcPr>
+            <w:tcW w:type="dxa" w:w="1700"/>
+            <w:tcBorders>
+              <w:top w:val="single" w:sz="4" w:space="0" w:color="B0C8E0"/>
+              <w:left w:val="single" w:sz="4" w:space="0" w:color="B0C8E0"/>
+              <w:bottom w:val="single" w:sz="4" w:space="0" w:color="B0C8E0"/>
+              <w:right w:val="single" w:sz="4" w:space="0" w:color="B0C8E0"/>
+            </w:tcBorders>
+            <w:shd w:val="clear" w:color="auto" w:fill="F2F2F2"/>
+          </w:tcPr>
+          <w:p>
+            <w:pPr>
+              <w:jc w:val="center"/>
+            </w:pPr>
+            <w:r/>
+            <w:r>
+              <w:rPr>
+                <w:rFonts w:ascii="맑은 고딕" w:hAnsi="맑은 고딕" w:eastAsia="맑은 고딕" w:cs="맑은 고딕"/>
+                <w:b/>
+                <w:color w:val="2C2114"/>
+                <w:sz w:val="18"/>
+              </w:rPr>
+              <w:t>개정일자</w:t>
+            </w:r>
+          </w:p>
+        </w:tc>
+        <w:tc>
+          <w:tcPr>
+            <w:tcW w:type="dxa" w:w="4200"/>
+            <w:tcBorders>
+              <w:top w:val="single" w:sz="4" w:space="0" w:color="B0C8E0"/>
+              <w:left w:val="single" w:sz="4" w:space="0" w:color="B0C8E0"/>
+              <w:bottom w:val="single" w:sz="4" w:space="0" w:color="B0C8E0"/>
+              <w:right w:val="single" w:sz="4" w:space="0" w:color="B0C8E0"/>
+            </w:tcBorders>
+            <w:shd w:val="clear" w:color="auto" w:fill="F2F2F2"/>
+          </w:tcPr>
+          <w:p>
+            <w:pPr>
+              <w:jc w:val="center"/>
+            </w:pPr>
+            <w:r/>
+            <w:r>
+              <w:rPr>
+                <w:rFonts w:ascii="맑은 고딕" w:hAnsi="맑은 고딕" w:eastAsia="맑은 고딕" w:cs="맑은 고딕"/>
+                <w:b/>
+                <w:color w:val="2C2114"/>
+                <w:sz w:val="18"/>
+              </w:rPr>
+              <w:t>개정 내용</w:t>
+            </w:r>
+          </w:p>
+        </w:tc>
+        <w:tc>
+          <w:tcPr>
+            <w:tcW w:type="dxa" w:w="1700"/>
+            <w:tcBorders>
+              <w:top w:val="single" w:sz="4" w:space="0" w:color="B0C8E0"/>
+              <w:left w:val="single" w:sz="4" w:space="0" w:color="B0C8E0"/>
+              <w:bottom w:val="single" w:sz="4" w:space="0" w:color="B0C8E0"/>
+              <w:right w:val="single" w:sz="4" w:space="0" w:color="B0C8E0"/>
+            </w:tcBorders>
+            <w:shd w:val="clear" w:color="auto" w:fill="F2F2F2"/>
+          </w:tcPr>
+          <w:p>
+            <w:pPr>
+              <w:jc w:val="center"/>
+            </w:pPr>
+            <w:r/>
+            <w:r>
+              <w:rPr>
+                <w:rFonts w:ascii="맑은 고딕" w:hAnsi="맑은 고딕" w:eastAsia="맑은 고딕" w:cs="맑은 고딕"/>
+                <w:b/>
+                <w:color w:val="2C2114"/>
+                <w:sz w:val="18"/>
+              </w:rPr>
+              <w:t>개정자</w:t>
+            </w:r>
+          </w:p>
+        </w:tc>
+        <w:tc>
+          <w:tcPr>
+            <w:tcW w:type="dxa" w:w="1700"/>
+            <w:tcBorders>
+              <w:top w:val="single" w:sz="4" w:space="0" w:color="B0C8E0"/>
+              <w:left w:val="single" w:sz="4" w:space="0" w:color="B0C8E0"/>
+              <w:bottom w:val="single" w:sz="4" w:space="0" w:color="B0C8E0"/>
+              <w:right w:val="single" w:sz="4" w:space="0" w:color="B0C8E0"/>
+            </w:tcBorders>
+            <w:shd w:val="clear" w:color="auto" w:fill="F2F2F2"/>
+          </w:tcPr>
+          <w:p>
+            <w:pPr>
+              <w:jc w:val="center"/>
+            </w:pPr>
+            <w:r/>
+            <w:r>
+              <w:rPr>
+                <w:rFonts w:ascii="맑은 고딕" w:hAnsi="맑은 고딕" w:eastAsia="맑은 고딕" w:cs="맑은 고딕"/>
+                <w:b/>
+                <w:color w:val="2C2114"/>
+                <w:sz w:val="18"/>
+              </w:rPr>
+              <w:t>승인자</w:t>
+            </w:r>
+          </w:p>
+        </w:tc>
+      </w:tr>
+      <w:tr>
+        <w:tc>
+          <w:tcPr>
+            <w:tcW w:type="dxa" w:w="1100"/>
+            <w:tcBorders>
+              <w:top w:val="single" w:sz="4" w:space="0" w:color="B0C8E0"/>
+              <w:left w:val="single" w:sz="4" w:space="0" w:color="B0C8E0"/>
+              <w:bottom w:val="single" w:sz="4" w:space="0" w:color="B0C8E0"/>
+              <w:right w:val="single" w:sz="4" w:space="0" w:color="B0C8E0"/>
+            </w:tcBorders>
+          </w:tcPr>
+          <w:p>
+            <w:pPr>
+              <w:jc w:val="center"/>
+            </w:pPr>
+            <w:r/>
+            <w:r>
+              <w:rPr>
+                <w:rFonts w:ascii="맑은 고딕" w:hAnsi="맑은 고딕" w:eastAsia="맑은 고딕" w:cs="맑은 고딕"/>
+                <w:b w:val="0"/>
+                <w:color w:val="2C2114"/>
+                <w:sz w:val="18"/>
+              </w:rPr>
+              <w:t>제정</w:t>
+            </w:r>
+          </w:p>
+        </w:tc>
+        <w:tc>
+          <w:tcPr>
+            <w:tcW w:type="dxa" w:w="1700"/>
+            <w:tcBorders>
+              <w:top w:val="single" w:sz="4" w:space="0" w:color="B0C8E0"/>
+              <w:left w:val="single" w:sz="4" w:space="0" w:color="B0C8E0"/>
+              <w:bottom w:val="single" w:sz="4" w:space="0" w:color="B0C8E0"/>
+              <w:right w:val="single" w:sz="4" w:space="0" w:color="B0C8E0"/>
+            </w:tcBorders>
+          </w:tcPr>
+          <w:p>
+            <w:pPr>
+              <w:jc w:val="center"/>
+            </w:pPr>
+            <w:r/>
+            <w:r>
+              <w:rPr>
+                <w:rFonts w:ascii="맑은 고딕" w:hAnsi="맑은 고딕" w:eastAsia="맑은 고딕" w:cs="맑은 고딕"/>
+                <w:b w:val="0"/>
+                <w:color w:val="2C2114"/>
+                <w:sz w:val="18"/>
+              </w:rPr>
+              <w:t>20      .      .</w:t>
+            </w:r>
+          </w:p>
+        </w:tc>
+        <w:tc>
+          <w:tcPr>
+            <w:tcW w:type="dxa" w:w="4200"/>
+            <w:tcBorders>
+              <w:top w:val="single" w:sz="4" w:space="0" w:color="B0C8E0"/>
+              <w:left w:val="single" w:sz="4" w:space="0" w:color="B0C8E0"/>
+              <w:bottom w:val="single" w:sz="4" w:space="0" w:color="B0C8E0"/>
+              <w:right w:val="single" w:sz="4" w:space="0" w:color="B0C8E0"/>
+            </w:tcBorders>
+          </w:tcPr>
+          <w:p>
+            <w:pPr>
+              <w:jc w:val="left"/>
+            </w:pPr>
+            <w:r/>
+            <w:r>
+              <w:rPr>
+                <w:rFonts w:ascii="맑은 고딕" w:hAnsi="맑은 고딕" w:eastAsia="맑은 고딕" w:cs="맑은 고딕"/>
+                <w:b w:val="0"/>
+                <w:color w:val="2C2114"/>
+                <w:sz w:val="18"/>
+              </w:rPr>
+              <w:t>최초 제정</w:t>
+            </w:r>
+          </w:p>
+        </w:tc>
+        <w:tc>
+          <w:tcPr>
+            <w:tcW w:type="dxa" w:w="1700"/>
+            <w:tcBorders>
+              <w:top w:val="single" w:sz="4" w:space="0" w:color="B0C8E0"/>
+              <w:left w:val="single" w:sz="4" w:space="0" w:color="B0C8E0"/>
+              <w:bottom w:val="single" w:sz="4" w:space="0" w:color="B0C8E0"/>
+              <w:right w:val="single" w:sz="4" w:space="0" w:color="B0C8E0"/>
+            </w:tcBorders>
+          </w:tcPr>
+          <w:p>
+            <w:pPr>
+              <w:jc w:val="center"/>
+            </w:pPr>
+            <w:r/>
+            <w:r>
+              <w:rPr>
+                <w:rFonts w:ascii="맑은 고딕" w:hAnsi="맑은 고딕" w:eastAsia="맑은 고딕" w:cs="맑은 고딕"/>
+                <w:b w:val="0"/>
+                <w:color w:val="2C2114"/>
+                <w:sz w:val="18"/>
+              </w:rPr>
+              <w:t>—</w:t>
+            </w:r>
+          </w:p>
+        </w:tc>
+        <w:tc>
+          <w:tcPr>
+            <w:tcW w:type="dxa" w:w="1700"/>
+            <w:tcBorders>
+              <w:top w:val="single" w:sz="4" w:space="0" w:color="B0C8E0"/>
+              <w:left w:val="single" w:sz="4" w:space="0" w:color="B0C8E0"/>
+              <w:bottom w:val="single" w:sz="4" w:space="0" w:color="B0C8E0"/>
+              <w:right w:val="single" w:sz="4" w:space="0" w:color="B0C8E0"/>
+            </w:tcBorders>
+          </w:tcPr>
+          <w:p>
+            <w:pPr>
+              <w:jc w:val="center"/>
+            </w:pPr>
+            <w:r/>
+            <w:r>
+              <w:rPr>
+                <w:rFonts w:ascii="맑은 고딕" w:hAnsi="맑은 고딕" w:eastAsia="맑은 고딕" w:cs="맑은 고딕"/>
+                <w:b w:val="0"/>
+                <w:color w:val="2C2114"/>
+                <w:sz w:val="18"/>
+              </w:rPr>
+              <w:t>공동의회 의결</w:t>
+            </w:r>
+          </w:p>
+        </w:tc>
+      </w:tr>
+      <w:tr>
+        <w:tc>
+          <w:tcPr>
+            <w:tcW w:type="dxa" w:w="1100"/>
+            <w:tcBorders>
+              <w:top w:val="single" w:sz="4" w:space="0" w:color="B0C8E0"/>
+              <w:left w:val="single" w:sz="4" w:space="0" w:color="B0C8E0"/>
+              <w:bottom w:val="single" w:sz="4" w:space="0" w:color="B0C8E0"/>
+              <w:right w:val="single" w:sz="4" w:space="0" w:color="B0C8E0"/>
+            </w:tcBorders>
+          </w:tcPr>
+          <w:p>
+            <w:pPr>
+              <w:jc w:val="center"/>
+            </w:pPr>
+            <w:r/>
+            <w:r>
+              <w:rPr>
+                <w:rFonts w:ascii="맑은 고딕" w:hAnsi="맑은 고딕" w:eastAsia="맑은 고딕" w:cs="맑은 고딕"/>
+                <w:b w:val="0"/>
+                <w:color w:val="2C2114"/>
+                <w:sz w:val="18"/>
+              </w:rPr>
+            </w:r>
+          </w:p>
+        </w:tc>
+        <w:tc>
+          <w:tcPr>
+            <w:tcW w:type="dxa" w:w="1700"/>
+            <w:tcBorders>
+              <w:top w:val="single" w:sz="4" w:space="0" w:color="B0C8E0"/>
+              <w:left w:val="single" w:sz="4" w:space="0" w:color="B0C8E0"/>
+              <w:bottom w:val="single" w:sz="4" w:space="0" w:color="B0C8E0"/>
+              <w:right w:val="single" w:sz="4" w:space="0" w:color="B0C8E0"/>
+            </w:tcBorders>
+          </w:tcPr>
+          <w:p>
+            <w:pPr>
+              <w:jc w:val="center"/>
+            </w:pPr>
+            <w:r/>
+            <w:r>
+              <w:rPr>
+                <w:rFonts w:ascii="맑은 고딕" w:hAnsi="맑은 고딕" w:eastAsia="맑은 고딕" w:cs="맑은 고딕"/>
+                <w:b w:val="0"/>
+                <w:color w:val="2C2114"/>
+                <w:sz w:val="18"/>
+              </w:rPr>
+            </w:r>
+          </w:p>
+        </w:tc>
+        <w:tc>
+          <w:tcPr>
+            <w:tcW w:type="dxa" w:w="4200"/>
+            <w:tcBorders>
+              <w:top w:val="single" w:sz="4" w:space="0" w:color="B0C8E0"/>
+              <w:left w:val="single" w:sz="4" w:space="0" w:color="B0C8E0"/>
+              <w:bottom w:val="single" w:sz="4" w:space="0" w:color="B0C8E0"/>
+              <w:right w:val="single" w:sz="4" w:space="0" w:color="B0C8E0"/>
+            </w:tcBorders>
+          </w:tcPr>
+          <w:p>
+            <w:pPr>
+              <w:jc w:val="center"/>
+            </w:pPr>
+            <w:r/>
+            <w:r>
+              <w:rPr>
+                <w:rFonts w:ascii="맑은 고딕" w:hAnsi="맑은 고딕" w:eastAsia="맑은 고딕" w:cs="맑은 고딕"/>
+                <w:b w:val="0"/>
+                <w:color w:val="2C2114"/>
+                <w:sz w:val="18"/>
+              </w:rPr>
+            </w:r>
+          </w:p>
+        </w:tc>
+        <w:tc>
+          <w:tcPr>
+            <w:tcW w:type="dxa" w:w="1700"/>
+            <w:tcBorders>
+              <w:top w:val="single" w:sz="4" w:space="0" w:color="B0C8E0"/>
+              <w:left w:val="single" w:sz="4" w:space="0" w:color="B0C8E0"/>
+              <w:bottom w:val="single" w:sz="4" w:space="0" w:color="B0C8E0"/>
+              <w:right w:val="single" w:sz="4" w:space="0" w:color="B0C8E0"/>
+            </w:tcBorders>
+          </w:tcPr>
+          <w:p>
+            <w:pPr>
+              <w:jc w:val="center"/>
+            </w:pPr>
+            <w:r/>
+            <w:r>
+              <w:rPr>
+                <w:rFonts w:ascii="맑은 고딕" w:hAnsi="맑은 고딕" w:eastAsia="맑은 고딕" w:cs="맑은 고딕"/>
+                <w:b w:val="0"/>
+                <w:color w:val="2C2114"/>
+                <w:sz w:val="18"/>
+              </w:rPr>
+            </w:r>
+          </w:p>
+        </w:tc>
+        <w:tc>
+          <w:tcPr>
+            <w:tcW w:type="dxa" w:w="1700"/>
+            <w:tcBorders>
+              <w:top w:val="single" w:sz="4" w:space="0" w:color="B0C8E0"/>
+              <w:left w:val="single" w:sz="4" w:space="0" w:color="B0C8E0"/>
+              <w:bottom w:val="single" w:sz="4" w:space="0" w:color="B0C8E0"/>
+              <w:right w:val="single" w:sz="4" w:space="0" w:color="B0C8E0"/>
+            </w:tcBorders>
+          </w:tcPr>
+          <w:p>
+            <w:pPr>
+              <w:jc w:val="center"/>
+            </w:pPr>
+            <w:r/>
+            <w:r>
+              <w:rPr>
+                <w:rFonts w:ascii="맑은 고딕" w:hAnsi="맑은 고딕" w:eastAsia="맑은 고딕" w:cs="맑은 고딕"/>
+                <w:b w:val="0"/>
+                <w:color w:val="2C2114"/>
+                <w:sz w:val="18"/>
+              </w:rPr>
+            </w:r>
+          </w:p>
+        </w:tc>
+      </w:tr>
+      <w:tr>
+        <w:tc>
+          <w:tcPr>
+            <w:tcW w:type="dxa" w:w="1100"/>
+            <w:tcBorders>
+              <w:top w:val="single" w:sz="4" w:space="0" w:color="B0C8E0"/>
+              <w:left w:val="single" w:sz="4" w:space="0" w:color="B0C8E0"/>
+              <w:bottom w:val="single" w:sz="4" w:space="0" w:color="B0C8E0"/>
+              <w:right w:val="single" w:sz="4" w:space="0" w:color="B0C8E0"/>
+            </w:tcBorders>
+          </w:tcPr>
+          <w:p>
+            <w:pPr>
+              <w:jc w:val="center"/>
+            </w:pPr>
+            <w:r/>
+            <w:r>
+              <w:rPr>
+                <w:rFonts w:ascii="맑은 고딕" w:hAnsi="맑은 고딕" w:eastAsia="맑은 고딕" w:cs="맑은 고딕"/>
+                <w:b w:val="0"/>
+                <w:color w:val="2C2114"/>
+                <w:sz w:val="18"/>
+              </w:rPr>
+            </w:r>
+          </w:p>
+        </w:tc>
+        <w:tc>
+          <w:tcPr>
+            <w:tcW w:type="dxa" w:w="1700"/>
+            <w:tcBorders>
+              <w:top w:val="single" w:sz="4" w:space="0" w:color="B0C8E0"/>
+              <w:left w:val="single" w:sz="4" w:space="0" w:color="B0C8E0"/>
+              <w:bottom w:val="single" w:sz="4" w:space="0" w:color="B0C8E0"/>
+              <w:right w:val="single" w:sz="4" w:space="0" w:color="B0C8E0"/>
+            </w:tcBorders>
+          </w:tcPr>
+          <w:p>
+            <w:pPr>
+              <w:jc w:val="center"/>
+            </w:pPr>
+            <w:r/>
+            <w:r>
+              <w:rPr>
+                <w:rFonts w:ascii="맑은 고딕" w:hAnsi="맑은 고딕" w:eastAsia="맑은 고딕" w:cs="맑은 고딕"/>
+                <w:b w:val="0"/>
+                <w:color w:val="2C2114"/>
+                <w:sz w:val="18"/>
+              </w:rPr>
+            </w:r>
+          </w:p>
+        </w:tc>
+        <w:tc>
+          <w:tcPr>
+            <w:tcW w:type="dxa" w:w="4200"/>
+            <w:tcBorders>
+              <w:top w:val="single" w:sz="4" w:space="0" w:color="B0C8E0"/>
+              <w:left w:val="single" w:sz="4" w:space="0" w:color="B0C8E0"/>
+              <w:bottom w:val="single" w:sz="4" w:space="0" w:color="B0C8E0"/>
+              <w:right w:val="single" w:sz="4" w:space="0" w:color="B0C8E0"/>
+            </w:tcBorders>
+          </w:tcPr>
+          <w:p>
+            <w:pPr>
+              <w:jc w:val="center"/>
+            </w:pPr>
+            <w:r/>
+            <w:r>
+              <w:rPr>
+                <w:rFonts w:ascii="맑은 고딕" w:hAnsi="맑은 고딕" w:eastAsia="맑은 고딕" w:cs="맑은 고딕"/>
+                <w:b w:val="0"/>
+                <w:color w:val="2C2114"/>
+                <w:sz w:val="18"/>
+              </w:rPr>
+            </w:r>
+          </w:p>
+        </w:tc>
+        <w:tc>
+          <w:tcPr>
+            <w:tcW w:type="dxa" w:w="1700"/>
+            <w:tcBorders>
+              <w:top w:val="single" w:sz="4" w:space="0" w:color="B0C8E0"/>
+              <w:left w:val="single" w:sz="4" w:space="0" w:color="B0C8E0"/>
+              <w:bottom w:val="single" w:sz="4" w:space="0" w:color="B0C8E0"/>
+              <w:right w:val="single" w:sz="4" w:space="0" w:color="B0C8E0"/>
+            </w:tcBorders>
+          </w:tcPr>
+          <w:p>
+            <w:pPr>
+              <w:jc w:val="center"/>
+            </w:pPr>
+            <w:r/>
+            <w:r>
+              <w:rPr>
+                <w:rFonts w:ascii="맑은 고딕" w:hAnsi="맑은 고딕" w:eastAsia="맑은 고딕" w:cs="맑은 고딕"/>
+                <w:b w:val="0"/>
+                <w:color w:val="2C2114"/>
+                <w:sz w:val="18"/>
+              </w:rPr>
+            </w:r>
+          </w:p>
+        </w:tc>
+        <w:tc>
+          <w:tcPr>
+            <w:tcW w:type="dxa" w:w="1700"/>
+            <w:tcBorders>
+              <w:top w:val="single" w:sz="4" w:space="0" w:color="B0C8E0"/>
+              <w:left w:val="single" w:sz="4" w:space="0" w:color="B0C8E0"/>
+              <w:bottom w:val="single" w:sz="4" w:space="0" w:color="B0C8E0"/>
+              <w:right w:val="single" w:sz="4" w:space="0" w:color="B0C8E0"/>
+            </w:tcBorders>
+          </w:tcPr>
+          <w:p>
+            <w:pPr>
+              <w:jc w:val="center"/>
+            </w:pPr>
+            <w:r/>
+            <w:r>
+              <w:rPr>
+                <w:rFonts w:ascii="맑은 고딕" w:hAnsi="맑은 고딕" w:eastAsia="맑은 고딕" w:cs="맑은 고딕"/>
+                <w:b w:val="0"/>
+                <w:color w:val="2C2114"/>
+                <w:sz w:val="18"/>
+              </w:rPr>
+            </w:r>
+          </w:p>
+        </w:tc>
+      </w:tr>
+      <w:tr>
+        <w:tc>
+          <w:tcPr>
+            <w:tcW w:type="dxa" w:w="1100"/>
+            <w:tcBorders>
+              <w:top w:val="single" w:sz="4" w:space="0" w:color="B0C8E0"/>
+              <w:left w:val="single" w:sz="4" w:space="0" w:color="B0C8E0"/>
+              <w:bottom w:val="single" w:sz="4" w:space="0" w:color="B0C8E0"/>
+              <w:right w:val="single" w:sz="4" w:space="0" w:color="B0C8E0"/>
+            </w:tcBorders>
+          </w:tcPr>
+          <w:p>
+            <w:pPr>
+              <w:jc w:val="center"/>
+            </w:pPr>
+            <w:r/>
+            <w:r>
+              <w:rPr>
+                <w:rFonts w:ascii="맑은 고딕" w:hAnsi="맑은 고딕" w:eastAsia="맑은 고딕" w:cs="맑은 고딕"/>
+                <w:b w:val="0"/>
+                <w:color w:val="2C2114"/>
+                <w:sz w:val="18"/>
+              </w:rPr>
+            </w:r>
+          </w:p>
+        </w:tc>
+        <w:tc>
+          <w:tcPr>
+            <w:tcW w:type="dxa" w:w="1700"/>
+            <w:tcBorders>
+              <w:top w:val="single" w:sz="4" w:space="0" w:color="B0C8E0"/>
+              <w:left w:val="single" w:sz="4" w:space="0" w:color="B0C8E0"/>
+              <w:bottom w:val="single" w:sz="4" w:space="0" w:color="B0C8E0"/>
+              <w:right w:val="single" w:sz="4" w:space="0" w:color="B0C8E0"/>
+            </w:tcBorders>
+          </w:tcPr>
+          <w:p>
+            <w:pPr>
+              <w:jc w:val="center"/>
+            </w:pPr>
+            <w:r/>
+            <w:r>
+              <w:rPr>
+                <w:rFonts w:ascii="맑은 고딕" w:hAnsi="맑은 고딕" w:eastAsia="맑은 고딕" w:cs="맑은 고딕"/>
+                <w:b w:val="0"/>
+                <w:color w:val="2C2114"/>
+                <w:sz w:val="18"/>
+              </w:rPr>
+            </w:r>
+          </w:p>
+        </w:tc>
+        <w:tc>
+          <w:tcPr>
+            <w:tcW w:type="dxa" w:w="4200"/>
+            <w:tcBorders>
+              <w:top w:val="single" w:sz="4" w:space="0" w:color="B0C8E0"/>
+              <w:left w:val="single" w:sz="4" w:space="0" w:color="B0C8E0"/>
+              <w:bottom w:val="single" w:sz="4" w:space="0" w:color="B0C8E0"/>
+              <w:right w:val="single" w:sz="4" w:space="0" w:color="B0C8E0"/>
+            </w:tcBorders>
+          </w:tcPr>
+          <w:p>
+            <w:pPr>
+              <w:jc w:val="center"/>
+            </w:pPr>
+            <w:r/>
+            <w:r>
+              <w:rPr>
+                <w:rFonts w:ascii="맑은 고딕" w:hAnsi="맑은 고딕" w:eastAsia="맑은 고딕" w:cs="맑은 고딕"/>
+                <w:b w:val="0"/>
+                <w:color w:val="2C2114"/>
+                <w:sz w:val="18"/>
+              </w:rPr>
+            </w:r>
+          </w:p>
+        </w:tc>
+        <w:tc>
+          <w:tcPr>
+            <w:tcW w:type="dxa" w:w="1700"/>
+            <w:tcBorders>
+              <w:top w:val="single" w:sz="4" w:space="0" w:color="B0C8E0"/>
+              <w:left w:val="single" w:sz="4" w:space="0" w:color="B0C8E0"/>
+              <w:bottom w:val="single" w:sz="4" w:space="0" w:color="B0C8E0"/>
+              <w:right w:val="single" w:sz="4" w:space="0" w:color="B0C8E0"/>
+            </w:tcBorders>
+          </w:tcPr>
+          <w:p>
+            <w:pPr>
+              <w:jc w:val="center"/>
+            </w:pPr>
+            <w:r/>
+            <w:r>
+              <w:rPr>
+                <w:rFonts w:ascii="맑은 고딕" w:hAnsi="맑은 고딕" w:eastAsia="맑은 고딕" w:cs="맑은 고딕"/>
+                <w:b w:val="0"/>
+                <w:color w:val="2C2114"/>
+                <w:sz w:val="18"/>
+              </w:rPr>
+            </w:r>
+          </w:p>
+        </w:tc>
+        <w:tc>
+          <w:tcPr>
+            <w:tcW w:type="dxa" w:w="1700"/>
+            <w:tcBorders>
+              <w:top w:val="single" w:sz="4" w:space="0" w:color="B0C8E0"/>
+              <w:left w:val="single" w:sz="4" w:space="0" w:color="B0C8E0"/>
+              <w:bottom w:val="single" w:sz="4" w:space="0" w:color="B0C8E0"/>
+              <w:right w:val="single" w:sz="4" w:space="0" w:color="B0C8E0"/>
+            </w:tcBorders>
+          </w:tcPr>
+          <w:p>
+            <w:pPr>
+              <w:jc w:val="center"/>
+            </w:pPr>
+            <w:r/>
+            <w:r>
+              <w:rPr>
+                <w:rFonts w:ascii="맑은 고딕" w:hAnsi="맑은 고딕" w:eastAsia="맑은 고딕" w:cs="맑은 고딕"/>
+                <w:b w:val="0"/>
+                <w:color w:val="2C2114"/>
+                <w:sz w:val="18"/>
+              </w:rPr>
+            </w:r>
+          </w:p>
+        </w:tc>
+      </w:tr>
+      <w:tr>
+        <w:tc>
+          <w:tcPr>
+            <w:tcW w:type="dxa" w:w="1100"/>
+            <w:tcBorders>
+              <w:top w:val="single" w:sz="4" w:space="0" w:color="B0C8E0"/>
+              <w:left w:val="single" w:sz="4" w:space="0" w:color="B0C8E0"/>
+              <w:bottom w:val="single" w:sz="4" w:space="0" w:color="B0C8E0"/>
+              <w:right w:val="single" w:sz="4" w:space="0" w:color="B0C8E0"/>
+            </w:tcBorders>
+          </w:tcPr>
+          <w:p>
+            <w:pPr>
+              <w:jc w:val="center"/>
+            </w:pPr>
+            <w:r/>
+            <w:r>
+              <w:rPr>
+                <w:rFonts w:ascii="맑은 고딕" w:hAnsi="맑은 고딕" w:eastAsia="맑은 고딕" w:cs="맑은 고딕"/>
+                <w:b w:val="0"/>
+                <w:color w:val="2C2114"/>
+                <w:sz w:val="18"/>
+              </w:rPr>
+            </w:r>
+          </w:p>
+        </w:tc>
+        <w:tc>
+          <w:tcPr>
+            <w:tcW w:type="dxa" w:w="1700"/>
+            <w:tcBorders>
+              <w:top w:val="single" w:sz="4" w:space="0" w:color="B0C8E0"/>
+              <w:left w:val="single" w:sz="4" w:space="0" w:color="B0C8E0"/>
+              <w:bottom w:val="single" w:sz="4" w:space="0" w:color="B0C8E0"/>
+              <w:right w:val="single" w:sz="4" w:space="0" w:color="B0C8E0"/>
+            </w:tcBorders>
+          </w:tcPr>
+          <w:p>
+            <w:pPr>
+              <w:jc w:val="center"/>
+            </w:pPr>
+            <w:r/>
+            <w:r>
+              <w:rPr>
+                <w:rFonts w:ascii="맑은 고딕" w:hAnsi="맑은 고딕" w:eastAsia="맑은 고딕" w:cs="맑은 고딕"/>
+                <w:b w:val="0"/>
+                <w:color w:val="2C2114"/>
+                <w:sz w:val="18"/>
+              </w:rPr>
+            </w:r>
+          </w:p>
+        </w:tc>
+        <w:tc>
+          <w:tcPr>
+            <w:tcW w:type="dxa" w:w="4200"/>
+            <w:tcBorders>
+              <w:top w:val="single" w:sz="4" w:space="0" w:color="B0C8E0"/>
+              <w:left w:val="single" w:sz="4" w:space="0" w:color="B0C8E0"/>
+              <w:bottom w:val="single" w:sz="4" w:space="0" w:color="B0C8E0"/>
+              <w:right w:val="single" w:sz="4" w:space="0" w:color="B0C8E0"/>
+            </w:tcBorders>
+          </w:tcPr>
+          <w:p>
+            <w:pPr>
+              <w:jc w:val="center"/>
+            </w:pPr>
+            <w:r/>
+            <w:r>
+              <w:rPr>
+                <w:rFonts w:ascii="맑은 고딕" w:hAnsi="맑은 고딕" w:eastAsia="맑은 고딕" w:cs="맑은 고딕"/>
+                <w:b w:val="0"/>
+                <w:color w:val="2C2114"/>
+                <w:sz w:val="18"/>
+              </w:rPr>
+            </w:r>
+          </w:p>
+        </w:tc>
+        <w:tc>
+          <w:tcPr>
+            <w:tcW w:type="dxa" w:w="1700"/>
+            <w:tcBorders>
+              <w:top w:val="single" w:sz="4" w:space="0" w:color="B0C8E0"/>
+              <w:left w:val="single" w:sz="4" w:space="0" w:color="B0C8E0"/>
+              <w:bottom w:val="single" w:sz="4" w:space="0" w:color="B0C8E0"/>
+              <w:right w:val="single" w:sz="4" w:space="0" w:color="B0C8E0"/>
+            </w:tcBorders>
+          </w:tcPr>
+          <w:p>
+            <w:pPr>
+              <w:jc w:val="center"/>
+            </w:pPr>
+            <w:r/>
+            <w:r>
+              <w:rPr>
+                <w:rFonts w:ascii="맑은 고딕" w:hAnsi="맑은 고딕" w:eastAsia="맑은 고딕" w:cs="맑은 고딕"/>
+                <w:b w:val="0"/>
+                <w:color w:val="2C2114"/>
+                <w:sz w:val="18"/>
+              </w:rPr>
+            </w:r>
+          </w:p>
+        </w:tc>
+        <w:tc>
+          <w:tcPr>
+            <w:tcW w:type="dxa" w:w="1700"/>
+            <w:tcBorders>
+              <w:top w:val="single" w:sz="4" w:space="0" w:color="B0C8E0"/>
+              <w:left w:val="single" w:sz="4" w:space="0" w:color="B0C8E0"/>
+              <w:bottom w:val="single" w:sz="4" w:space="0" w:color="B0C8E0"/>
+              <w:right w:val="single" w:sz="4" w:space="0" w:color="B0C8E0"/>
+            </w:tcBorders>
+          </w:tcPr>
+          <w:p>
+            <w:pPr>
+              <w:jc w:val="center"/>
+            </w:pPr>
+            <w:r/>
+            <w:r>
+              <w:rPr>
+                <w:rFonts w:ascii="맑은 고딕" w:hAnsi="맑은 고딕" w:eastAsia="맑은 고딕" w:cs="맑은 고딕"/>
+                <w:b w:val="0"/>
+                <w:color w:val="2C2114"/>
+                <w:sz w:val="18"/>
+              </w:rPr>
+            </w:r>
+          </w:p>
+        </w:tc>
+      </w:tr>
+      <w:tr>
+        <w:tc>
+          <w:tcPr>
+            <w:tcW w:type="dxa" w:w="1100"/>
+            <w:tcBorders>
+              <w:top w:val="single" w:sz="4" w:space="0" w:color="B0C8E0"/>
+              <w:left w:val="single" w:sz="4" w:space="0" w:color="B0C8E0"/>
+              <w:bottom w:val="single" w:sz="4" w:space="0" w:color="B0C8E0"/>
+              <w:right w:val="single" w:sz="4" w:space="0" w:color="B0C8E0"/>
+            </w:tcBorders>
+          </w:tcPr>
+          <w:p>
+            <w:pPr>
+              <w:jc w:val="center"/>
+            </w:pPr>
+            <w:r/>
+            <w:r>
+              <w:rPr>
+                <w:rFonts w:ascii="맑은 고딕" w:hAnsi="맑은 고딕" w:eastAsia="맑은 고딕" w:cs="맑은 고딕"/>
+                <w:b w:val="0"/>
+                <w:color w:val="2C2114"/>
+                <w:sz w:val="18"/>
+              </w:rPr>
+            </w:r>
+          </w:p>
+        </w:tc>
+        <w:tc>
+          <w:tcPr>
+            <w:tcW w:type="dxa" w:w="1700"/>
+            <w:tcBorders>
+              <w:top w:val="single" w:sz="4" w:space="0" w:color="B0C8E0"/>
+              <w:left w:val="single" w:sz="4" w:space="0" w:color="B0C8E0"/>
+              <w:bottom w:val="single" w:sz="4" w:space="0" w:color="B0C8E0"/>
+              <w:right w:val="single" w:sz="4" w:space="0" w:color="B0C8E0"/>
+            </w:tcBorders>
+          </w:tcPr>
+          <w:p>
+            <w:pPr>
+              <w:jc w:val="center"/>
+            </w:pPr>
+            <w:r/>
+            <w:r>
+              <w:rPr>
+                <w:rFonts w:ascii="맑은 고딕" w:hAnsi="맑은 고딕" w:eastAsia="맑은 고딕" w:cs="맑은 고딕"/>
+                <w:b w:val="0"/>
+                <w:color w:val="2C2114"/>
+                <w:sz w:val="18"/>
+              </w:rPr>
+            </w:r>
+          </w:p>
+        </w:tc>
+        <w:tc>
+          <w:tcPr>
+            <w:tcW w:type="dxa" w:w="4200"/>
+            <w:tcBorders>
+              <w:top w:val="single" w:sz="4" w:space="0" w:color="B0C8E0"/>
+              <w:left w:val="single" w:sz="4" w:space="0" w:color="B0C8E0"/>
+              <w:bottom w:val="single" w:sz="4" w:space="0" w:color="B0C8E0"/>
+              <w:right w:val="single" w:sz="4" w:space="0" w:color="B0C8E0"/>
+            </w:tcBorders>
+          </w:tcPr>
+          <w:p>
+            <w:pPr>
+              <w:jc w:val="center"/>
+            </w:pPr>
+            <w:r/>
+            <w:r>
+              <w:rPr>
+                <w:rFonts w:ascii="맑은 고딕" w:hAnsi="맑은 고딕" w:eastAsia="맑은 고딕" w:cs="맑은 고딕"/>
+                <w:b w:val="0"/>
+                <w:color w:val="2C2114"/>
+                <w:sz w:val="18"/>
+              </w:rPr>
+            </w:r>
+          </w:p>
+        </w:tc>
+        <w:tc>
+          <w:tcPr>
+            <w:tcW w:type="dxa" w:w="1700"/>
+            <w:tcBorders>
+              <w:top w:val="single" w:sz="4" w:space="0" w:color="B0C8E0"/>
+              <w:left w:val="single" w:sz="4" w:space="0" w:color="B0C8E0"/>
+              <w:bottom w:val="single" w:sz="4" w:space="0" w:color="B0C8E0"/>
+              <w:right w:val="single" w:sz="4" w:space="0" w:color="B0C8E0"/>
+            </w:tcBorders>
+          </w:tcPr>
+          <w:p>
+            <w:pPr>
+              <w:jc w:val="center"/>
+            </w:pPr>
+            <w:r/>
+            <w:r>
+              <w:rPr>
+                <w:rFonts w:ascii="맑은 고딕" w:hAnsi="맑은 고딕" w:eastAsia="맑은 고딕" w:cs="맑은 고딕"/>
+                <w:b w:val="0"/>
+                <w:color w:val="2C2114"/>
+                <w:sz w:val="18"/>
+              </w:rPr>
+            </w:r>
+          </w:p>
+        </w:tc>
+        <w:tc>
+          <w:tcPr>
+            <w:tcW w:type="dxa" w:w="1700"/>
+            <w:tcBorders>
+              <w:top w:val="single" w:sz="4" w:space="0" w:color="B0C8E0"/>
+              <w:left w:val="single" w:sz="4" w:space="0" w:color="B0C8E0"/>
+              <w:bottom w:val="single" w:sz="4" w:space="0" w:color="B0C8E0"/>
+              <w:right w:val="single" w:sz="4" w:space="0" w:color="B0C8E0"/>
+            </w:tcBorders>
+          </w:tcPr>
+          <w:p>
+            <w:pPr>
+              <w:jc w:val="center"/>
+            </w:pPr>
+            <w:r/>
+            <w:r>
+              <w:rPr>
+                <w:rFonts w:ascii="맑은 고딕" w:hAnsi="맑은 고딕" w:eastAsia="맑은 고딕" w:cs="맑은 고딕"/>
+                <w:b w:val="0"/>
+                <w:color w:val="2C2114"/>
+                <w:sz w:val="18"/>
+              </w:rPr>
             </w:r>
           </w:p>
         </w:tc>
@@ -3845,9 +4652,6 @@
 <w:ftr xmlns:wpc="http://schemas.microsoft.com/office/word/2010/wordprocessingCanvas" xmlns:mc="http://schemas.openxmlformats.org/markup-compatibility/2006" xmlns:o="urn:schemas-microsoft-com:office:office" xmlns:r="http://schemas.openxmlformats.org/officeDocument/2006/relationships" xmlns:m="http://schemas.openxmlformats.org/officeDocument/2006/math" xmlns:v="urn:schemas-microsoft-com:vml" xmlns:wp14="http://schemas.microsoft.com/office/word/2010/wordprocessingDrawing" xmlns:wp="http://schemas.openxmlformats.org/drawingml/2006/wordprocessingDrawing" xmlns:w10="urn:schemas-microsoft-com:office:word" xmlns:w="http://schemas.openxmlformats.org/wordprocessingml/2006/main" xmlns:w14="http://schemas.microsoft.com/office/word/2010/wordml" xmlns:w15="http://schemas.microsoft.com/office/word/2012/wordml" xmlns:wpg="http://schemas.microsoft.com/office/word/2010/wordprocessingGroup" xmlns:wpi="http://schemas.microsoft.com/office/word/2010/wordprocessingInk" xmlns:wne="http://schemas.microsoft.com/office/word/2006/wordml" xmlns:wps="http://schemas.microsoft.com/office/word/2010/wordprocessingShape">
   <w:p>
     <w:pPr>
-      <w:pBdr>
-        <w:top w:val="single" w:color="B0C8E0" w:sz="4"/>
-      </w:pBdr>
       <w:spacing w:after="0" w:before="80"/>
     </w:pPr>
     <w:r>
@@ -3904,9 +4708,6 @@
 <w:hdr xmlns:wpc="http://schemas.microsoft.com/office/word/2010/wordprocessingCanvas" xmlns:mc="http://schemas.openxmlformats.org/markup-compatibility/2006" xmlns:o="urn:schemas-microsoft-com:office:office" xmlns:r="http://schemas.openxmlformats.org/officeDocument/2006/relationships" xmlns:m="http://schemas.openxmlformats.org/officeDocument/2006/math" xmlns:v="urn:schemas-microsoft-com:vml" xmlns:wp14="http://schemas.microsoft.com/office/word/2010/wordprocessingDrawing" xmlns:wp="http://schemas.openxmlformats.org/drawingml/2006/wordprocessingDrawing" xmlns:w10="urn:schemas-microsoft-com:office:word" xmlns:w="http://schemas.openxmlformats.org/wordprocessingml/2006/main" xmlns:w14="http://schemas.microsoft.com/office/word/2010/wordml" xmlns:w15="http://schemas.microsoft.com/office/word/2012/wordml" xmlns:wpg="http://schemas.microsoft.com/office/word/2010/wordprocessingGroup" xmlns:wpi="http://schemas.microsoft.com/office/word/2010/wordprocessingInk" xmlns:wne="http://schemas.microsoft.com/office/word/2006/wordml" xmlns:wps="http://schemas.microsoft.com/office/word/2010/wordprocessingShape" xmlns:cx="http://schemas.microsoft.com/office/drawing/2014/chartex" xmlns:cx1="http://schemas.microsoft.com/office/drawing/2015/9/8/chartex" xmlns:cx2="http://schemas.microsoft.com/office/drawing/2015/10/21/chartex" xmlns:cx3="http://schemas.microsoft.com/office/drawing/2016/5/9/chartex" xmlns:cx4="http://schemas.microsoft.com/office/drawing/2016/5/10/chartex" xmlns:cx5="http://schemas.microsoft.com/office/drawing/2016/5/11/chartex" xmlns:cx6="http://schemas.microsoft.com/office/drawing/2016/5/12/chartex" xmlns:cx7="http://schemas.microsoft.com/office/drawing/2016/5/13/chartex" xmlns:cx8="http://schemas.microsoft.com/office/drawing/2016/5/14/chartex" xmlns:w16cid="http://schemas.microsoft.com/office/word/2016/wordml/cid" xmlns:w16se="http://schemas.microsoft.com/office/word/2015/wordml/symex">
   <w:p>
     <w:pPr>
-      <w:pBdr>
-        <w:bottom w:val="single" w:color="C8714A" w:sz="4"/>
-      </w:pBdr>
       <w:spacing w:after="80" w:before="0"/>
     </w:pPr>
     <w:r>

--- a/DB/공통규정/CPO-003_목회철학및사역강령_사랑과평안의교회.docx
+++ b/DB/공통규정/CPO-003_목회철학및사역강령_사랑과평안의교회.docx
@@ -1501,7 +1501,6 @@
             <w:tcW w:type="dxa" w:w="7970"/>
             <w:tcBorders>
               <w:top w:val="none" w:color="FFFFFF" w:sz="0"/>
-              <w:left w:val="single" w:color="C8714A" w:sz="6"/>
               <w:bottom w:val="none" w:color="FFFFFF" w:sz="0"/>
               <w:right w:val="none" w:color="FFFFFF" w:sz="0"/>
             </w:tcBorders>
@@ -1632,7 +1631,6 @@
             <w:tcW w:type="dxa" w:w="7970"/>
             <w:tcBorders>
               <w:top w:val="none" w:color="FFFFFF" w:sz="0"/>
-              <w:left w:val="single" w:color="C8714A" w:sz="6"/>
               <w:bottom w:val="none" w:color="FFFFFF" w:sz="0"/>
               <w:right w:val="none" w:color="FFFFFF" w:sz="0"/>
             </w:tcBorders>
@@ -1763,7 +1761,6 @@
             <w:tcW w:type="dxa" w:w="7970"/>
             <w:tcBorders>
               <w:top w:val="none" w:color="FFFFFF" w:sz="0"/>
-              <w:left w:val="single" w:color="C8714A" w:sz="6"/>
               <w:bottom w:val="none" w:color="FFFFFF" w:sz="0"/>
               <w:right w:val="none" w:color="FFFFFF" w:sz="0"/>
             </w:tcBorders>
@@ -1894,7 +1891,6 @@
             <w:tcW w:type="dxa" w:w="7970"/>
             <w:tcBorders>
               <w:top w:val="none" w:color="FFFFFF" w:sz="0"/>
-              <w:left w:val="single" w:color="C8714A" w:sz="6"/>
               <w:bottom w:val="none" w:color="FFFFFF" w:sz="0"/>
               <w:right w:val="none" w:color="FFFFFF" w:sz="0"/>
             </w:tcBorders>
@@ -2025,7 +2021,6 @@
             <w:tcW w:type="dxa" w:w="7970"/>
             <w:tcBorders>
               <w:top w:val="none" w:color="FFFFFF" w:sz="0"/>
-              <w:left w:val="single" w:color="C8714A" w:sz="6"/>
               <w:bottom w:val="none" w:color="FFFFFF" w:sz="0"/>
               <w:right w:val="none" w:color="FFFFFF" w:sz="0"/>
             </w:tcBorders>
@@ -2156,7 +2151,6 @@
             <w:tcW w:type="dxa" w:w="7970"/>
             <w:tcBorders>
               <w:top w:val="none" w:color="FFFFFF" w:sz="0"/>
-              <w:left w:val="single" w:color="C8714A" w:sz="6"/>
               <w:bottom w:val="none" w:color="FFFFFF" w:sz="0"/>
               <w:right w:val="none" w:color="FFFFFF" w:sz="0"/>
             </w:tcBorders>
